--- a/1 课题材料模板20260730.docx
+++ b/1 课题材料模板20260730.docx
@@ -69,7 +69,7 @@
       </w:r>
     </w:p>
     <w:p>
-      <w:bookmarkStart w:id="992680" w:name="table_1"/>
+      <w:bookmarkStart w:id="918823" w:name="table_1"/>
       <w:pPr>
         <w:spacing w:before="0" w:after="0" w:lineRule="auto" w:line="360"/>
         <w:ind w:firstLine="0"/>
@@ -138,7 +138,7 @@
         </w:rPr>
         <w:t xml:space="preserve">  课题1中期检查材料清单</w:t>
       </w:r>
-      <w:bookmarkEnd w:id="992680"/>
+      <w:bookmarkEnd w:id="918823"/>
     </w:p>
     <w:tbl>
       <w:tblPr>
@@ -2919,7 +2919,7 @@
       </w:r>
     </w:p>
     <w:p>
-      <w:bookmarkStart w:id="324046" w:name="table_2"/>
+      <w:bookmarkStart w:id="852186" w:name="table_2"/>
       <w:pPr>
         <w:spacing w:before="0" w:after="0" w:lineRule="auto" w:line="360"/>
         <w:ind w:firstLine="0"/>
@@ -2988,7 +2988,7 @@
         </w:rPr>
         <w:t xml:space="preserve">  课题1研究内容完成情况汇总表</w:t>
       </w:r>
-      <w:bookmarkEnd w:id="324046"/>
+      <w:bookmarkEnd w:id="852186"/>
     </w:p>
     <w:tbl>
       <w:tblPr>
@@ -3605,7 +3605,7 @@
       </w:r>
     </w:p>
     <w:p>
-      <w:bookmarkStart w:id="195394" w:name="table_3"/>
+      <w:bookmarkStart w:id="664688" w:name="table_3"/>
       <w:pPr>
         <w:spacing w:before="0" w:after="0" w:lineRule="auto" w:line="360"/>
         <w:ind w:firstLine="0"/>
@@ -3674,7 +3674,7 @@
         </w:rPr>
         <w:t xml:space="preserve">  课题1技术要求与指标完成情况汇总表</w:t>
       </w:r>
-      <w:bookmarkEnd w:id="195394"/>
+      <w:bookmarkEnd w:id="664688"/>
     </w:p>
     <w:tbl>
       <w:tblPr>
@@ -4280,7 +4280,7 @@
       </w:r>
     </w:p>
     <w:p>
-      <w:bookmarkStart w:id="131400" w:name="table_4"/>
+      <w:bookmarkStart w:id="320504" w:name="table_4"/>
       <w:pPr>
         <w:spacing w:before="0" w:after="0" w:lineRule="auto" w:line="360"/>
         <w:ind w:firstLine="0"/>
@@ -4349,7 +4349,7 @@
         </w:rPr>
         <w:t xml:space="preserve">  课题1智力成果目录</w:t>
       </w:r>
-      <w:bookmarkEnd w:id="131400"/>
+      <w:bookmarkEnd w:id="320504"/>
     </w:p>
     <w:tbl>
       <w:tblPr>
@@ -5432,7 +5432,7 @@
       </w:r>
     </w:p>
     <w:p>
-      <w:bookmarkStart w:id="954218" w:name="fig_1"/>
+      <w:bookmarkStart w:id="580117" w:name="fig_1"/>
       <w:pPr>
         <w:spacing w:before="0" w:after="0" w:lineRule="auto" w:line="360"/>
         <w:ind w:firstLine="0"/>
@@ -5501,7 +5501,7 @@
         </w:rPr>
         <w:t xml:space="preserve">  微型硅光陀螺精密测量仿真软件主界面</w:t>
       </w:r>
-      <w:bookmarkEnd w:id="954218"/>
+      <w:bookmarkEnd w:id="580117"/>
     </w:p>
     <w:p>
       <w:pPr>
@@ -5551,7 +5551,7 @@
       </w:r>
     </w:p>
     <w:p>
-      <w:bookmarkStart w:id="530695" w:name="fig_2"/>
+      <w:bookmarkStart w:id="217062" w:name="fig_2"/>
       <w:pPr>
         <w:spacing w:before="0" w:after="0" w:lineRule="auto" w:line="360"/>
         <w:ind w:firstLine="0"/>
@@ -5620,7 +5620,7 @@
         </w:rPr>
         <w:t xml:space="preserve">  仿真软件总体性能计算及六大噪声占比饼图</w:t>
       </w:r>
-      <w:bookmarkEnd w:id="530695"/>
+      <w:bookmarkEnd w:id="217062"/>
     </w:p>
     <w:p>
       <w:pPr>
@@ -5701,7 +5701,7 @@
       </w:r>
     </w:p>
     <w:p>
-      <w:bookmarkStart w:id="737391" w:name="table_5"/>
+      <w:bookmarkStart w:id="260088" w:name="table_5"/>
       <w:pPr>
         <w:spacing w:before="0" w:after="0" w:lineRule="auto" w:line="360"/>
         <w:ind w:firstLine="0"/>
@@ -5770,7 +5770,7 @@
         </w:rPr>
         <w:t xml:space="preserve">  课题1任务书年度计划目标</w:t>
       </w:r>
-      <w:bookmarkEnd w:id="737391"/>
+      <w:bookmarkEnd w:id="260088"/>
     </w:p>
     <w:tbl>
       <w:tblPr>
@@ -6261,7 +6261,7 @@
       </w:r>
     </w:p>
     <w:p>
-      <w:bookmarkStart w:id="856794" w:name="fig_3"/>
+      <w:bookmarkStart w:id="571244" w:name="fig_3"/>
       <w:pPr>
         <w:spacing w:before="0" w:after="0" w:lineRule="auto" w:line="360"/>
         <w:ind w:firstLine="0"/>
@@ -6330,7 +6330,7 @@
         </w:rPr>
         <w:t xml:space="preserve">  微型硅光陀螺常见的三探测器物理结构</w:t>
       </w:r>
-      <w:bookmarkEnd w:id="856794"/>
+      <w:bookmarkEnd w:id="571244"/>
     </w:p>
     <w:p>
       <w:pPr>
@@ -6380,7 +6380,7 @@
       </w:r>
     </w:p>
     <w:p>
-      <w:bookmarkStart w:id="402845" w:name="fig_4"/>
+      <w:bookmarkStart w:id="947075" w:name="fig_4"/>
       <w:pPr>
         <w:spacing w:before="0" w:after="0" w:lineRule="auto" w:line="360"/>
         <w:ind w:firstLine="0"/>
@@ -6449,7 +6449,7 @@
         </w:rPr>
         <w:t xml:space="preserve">  微型硅光陀螺简化单路探测结构</w:t>
       </w:r>
-      <w:bookmarkEnd w:id="402845"/>
+      <w:bookmarkEnd w:id="947075"/>
     </w:p>
     <w:p>
       <w:pPr>
@@ -6515,7 +6515,7 @@
       </w:r>
     </w:p>
     <w:p>
-      <w:bookmarkStart w:id="819450" w:name="fig_5"/>
+      <w:bookmarkStart w:id="461588" w:name="fig_5"/>
       <w:pPr>
         <w:spacing w:before="0" w:after="0" w:lineRule="auto" w:line="360"/>
         <w:ind w:firstLine="0"/>
@@ -6584,7 +6584,7 @@
         </w:rPr>
         <w:t xml:space="preserve">  硅基集成光学芯片各物理连接点损耗分布示意图</w:t>
       </w:r>
-      <w:bookmarkEnd w:id="819450"/>
+      <w:bookmarkEnd w:id="461588"/>
     </w:p>
     <w:p>
       <w:pPr>
@@ -6593,7 +6593,7 @@
       </w:pPr>
     </w:p>
     <w:p>
-      <w:bookmarkStart w:id="75839" w:name="table_6"/>
+      <w:bookmarkStart w:id="832102" w:name="table_6"/>
       <w:pPr>
         <w:spacing w:before="0" w:after="0" w:lineRule="auto" w:line="360"/>
         <w:ind w:firstLine="0"/>
@@ -6662,7 +6662,7 @@
         </w:rPr>
         <w:t xml:space="preserve">  集成光学芯片关键传输节点光强和光场状态分布一览表</w:t>
       </w:r>
-      <w:bookmarkEnd w:id="75839"/>
+      <w:bookmarkEnd w:id="832102"/>
     </w:p>
     <w:tbl>
       <w:tblPr>
@@ -7278,7 +7278,7 @@
           <w:sz w:val="24"/>
           <w:color w:val="000000" w:themeColor="text1"/>
         </w:rPr>
-        <w:t>[ \phi_S = \frac{2\pi L D}{\lambda c} \Omega ]</w:t>
+        <w:t>\[ \phi_S = \frac{2\pi L D}{\lambda c} \Omega \]</w:t>
       </w:r>
       <w:r>
         <w:tab/>
@@ -7343,7 +7343,7 @@
           <w:sz w:val="24"/>
           <w:color w:val="000000" w:themeColor="text1"/>
         </w:rPr>
-        <w:t>[ K_c = \frac{2\pi L D}{\lambda c} \approx 0.01359 rad/(rad/s) ]</w:t>
+        <w:t>\[ K_c = \frac{2\pi L D}{\lambda c} \approx 0.01359 rad/(rad/s) \]</w:t>
       </w:r>
       <w:r>
         <w:tab/>
@@ -7392,7 +7392,7 @@
           <w:sz w:val="24"/>
           <w:color w:val="000000" w:themeColor="text1"/>
         </w:rPr>
-        <w:t>[ \Delta\phi_m(t) = \phi_m(t) - \phi_m(t-\tau) ]</w:t>
+        <w:t>\[ \Delta\phi_m(t) = \phi_m(t) - \phi_m(t-\tau) \]</w:t>
       </w:r>
       <w:r>
         <w:tab/>
@@ -7470,7 +7470,7 @@
       </w:r>
     </w:p>
     <w:p>
-      <w:bookmarkStart w:id="528396" w:name="fig_6"/>
+      <w:bookmarkStart w:id="782312" w:name="fig_6"/>
       <w:pPr>
         <w:spacing w:before="0" w:after="0" w:lineRule="auto" w:line="360"/>
         <w:ind w:firstLine="0"/>
@@ -7539,7 +7539,7 @@
         </w:rPr>
         <w:t xml:space="preserve">  方波偏置调制波形与探测器干涉强度输出对应关系示意图</w:t>
       </w:r>
-      <w:bookmarkEnd w:id="528396"/>
+      <w:bookmarkEnd w:id="782312"/>
     </w:p>
     <w:p>
       <w:pPr>
@@ -7621,7 +7621,7 @@
       </w:r>
     </w:p>
     <w:p>
-      <w:bookmarkStart w:id="923542" w:name="fig_7"/>
+      <w:bookmarkStart w:id="655218" w:name="fig_7"/>
       <w:pPr>
         <w:spacing w:before="0" w:after="0" w:lineRule="auto" w:line="360"/>
         <w:ind w:firstLine="0"/>
@@ -7690,7 +7690,7 @@
         </w:rPr>
         <w:t xml:space="preserve">  基于 Simulink 平台的硅光陀螺动态双闭环闭环系统结构设计模型</w:t>
       </w:r>
-      <w:bookmarkEnd w:id="923542"/>
+      <w:bookmarkEnd w:id="655218"/>
     </w:p>
     <w:p>
       <w:pPr>
@@ -7756,7 +7756,7 @@
       </w:r>
     </w:p>
     <w:p>
-      <w:bookmarkStart w:id="96708" w:name="fig_8"/>
+      <w:bookmarkStart w:id="781748" w:name="fig_8"/>
       <w:pPr>
         <w:spacing w:before="0" w:after="0" w:lineRule="auto" w:line="360"/>
         <w:ind w:firstLine="0"/>
@@ -7825,7 +7825,7 @@
         </w:rPr>
         <w:t xml:space="preserve">  （a）时延差分模块输入的连续反馈阶梯调制波形</w:t>
       </w:r>
-      <w:bookmarkEnd w:id="96708"/>
+      <w:bookmarkEnd w:id="781748"/>
     </w:p>
     <w:p>
       <w:pPr>
@@ -7875,7 +7875,7 @@
       </w:r>
     </w:p>
     <w:p>
-      <w:bookmarkStart w:id="679391" w:name="fig_9"/>
+      <w:bookmarkStart w:id="71678" w:name="fig_9"/>
       <w:pPr>
         <w:spacing w:before="0" w:after="0" w:lineRule="auto" w:line="360"/>
         <w:ind w:firstLine="0"/>
@@ -7944,7 +7944,7 @@
         </w:rPr>
         <w:t xml:space="preserve">  （b）经环圈渡越时延τ差分对齐后光信号感知的瞬态偏置差分相位波形</w:t>
       </w:r>
-      <w:bookmarkEnd w:id="679391"/>
+      <w:bookmarkEnd w:id="71678"/>
     </w:p>
     <w:p>
       <w:pPr>
@@ -7994,7 +7994,7 @@
       </w:r>
     </w:p>
     <w:p>
-      <w:bookmarkStart w:id="750466" w:name="fig_10"/>
+      <w:bookmarkStart w:id="577551" w:name="fig_10"/>
       <w:pPr>
         <w:spacing w:before="0" w:after="0" w:lineRule="auto" w:line="360"/>
         <w:ind w:firstLine="0"/>
@@ -8063,7 +8063,7 @@
         </w:rPr>
         <w:t xml:space="preserve">  （c）FPGA内部数据存储及四个四态积分累加寄存器时序解调逻辑设计</w:t>
       </w:r>
-      <w:bookmarkEnd w:id="750466"/>
+      <w:bookmarkEnd w:id="577551"/>
     </w:p>
     <w:p>
       <w:pPr>
@@ -8113,7 +8113,7 @@
       </w:r>
     </w:p>
     <w:p>
-      <w:bookmarkStart w:id="715634" w:name="fig_11"/>
+      <w:bookmarkStart w:id="470445" w:name="fig_11"/>
       <w:pPr>
         <w:spacing w:before="0" w:after="0" w:lineRule="auto" w:line="360"/>
         <w:ind w:firstLine="0"/>
@@ -8182,7 +8182,7 @@
         </w:rPr>
         <w:t xml:space="preserve">  （d）DA前置放大器及波形二次积分阶梯速率斜坡发生器的反馈模型</w:t>
       </w:r>
-      <w:bookmarkEnd w:id="715634"/>
+      <w:bookmarkEnd w:id="470445"/>
     </w:p>
     <w:p>
       <w:pPr>
@@ -8232,7 +8232,7 @@
       </w:r>
     </w:p>
     <w:p>
-      <w:bookmarkStart w:id="510878" w:name="fig_12"/>
+      <w:bookmarkStart w:id="644830" w:name="fig_12"/>
       <w:pPr>
         <w:spacing w:before="0" w:after="0" w:lineRule="auto" w:line="360"/>
         <w:ind w:firstLine="0"/>
@@ -8301,7 +8301,7 @@
         </w:rPr>
         <w:t xml:space="preserve">  （e）恒定角速度输入下闭环反馈输出稳定响应（在0.3s内实现零相位精确伺服锁定）</w:t>
       </w:r>
-      <w:bookmarkEnd w:id="510878"/>
+      <w:bookmarkEnd w:id="644830"/>
     </w:p>
     <w:p>
       <w:pPr>
@@ -8351,7 +8351,7 @@
       </w:r>
     </w:p>
     <w:p>
-      <w:bookmarkStart w:id="493534" w:name="fig_13"/>
+      <w:bookmarkStart w:id="491568" w:name="fig_13"/>
       <w:pPr>
         <w:spacing w:before="0" w:after="0" w:lineRule="auto" w:line="360"/>
         <w:ind w:firstLine="0"/>
@@ -8420,7 +8420,7 @@
         </w:rPr>
         <w:t xml:space="preserve">  （f）输入突变阶跃信号时闭环测量控制输出的快速暂态阶跃响应特征</w:t>
       </w:r>
-      <w:bookmarkEnd w:id="493534"/>
+      <w:bookmarkEnd w:id="491568"/>
     </w:p>
     <w:p>
       <w:pPr>
@@ -8522,7 +8522,7 @@
       </w:r>
     </w:p>
     <w:p>
-      <w:bookmarkStart w:id="771210" w:name="fig_14"/>
+      <w:bookmarkStart w:id="656559" w:name="fig_14"/>
       <w:pPr>
         <w:spacing w:before="0" w:after="0" w:lineRule="auto" w:line="360"/>
         <w:ind w:firstLine="0"/>
@@ -8591,7 +8591,7 @@
         </w:rPr>
         <w:t xml:space="preserve">  干涉式微型硅光陀螺强度型噪声与非互易相位噪声分类结构流图</w:t>
       </w:r>
-      <w:bookmarkEnd w:id="771210"/>
+      <w:bookmarkEnd w:id="656559"/>
     </w:p>
     <w:p>
       <w:pPr>
@@ -8628,7 +8628,7 @@
           <w:sz w:val="24"/>
           <w:color w:val="000000" w:themeColor="text1"/>
         </w:rPr>
-        <w:t>[ i_N^2 = i_{sh}^2 + i_{RIN}^2 + i_{th}^2 = 2 q i_m B_i + i_m^2 \cdot 10^{\frac{RIN}{10}} B_i + \frac{4 k_B T}{R_f} B_i ]</w:t>
+        <w:t>\[ i_N^2 = i_{sh}^2 + i_{RIN}^2 + i_{th}^2 = 2 q i_m B_i + i_m^2 \cdot 10^{\frac{RIN}{10}} B_i + \frac{4 k_B T}{R_f} B_i \]</w:t>
       </w:r>
       <w:r>
         <w:tab/>
@@ -8677,7 +8677,7 @@
           <w:sz w:val="24"/>
           <w:color w:val="000000" w:themeColor="text1"/>
         </w:rPr>
-        <w:t>[ ARW = \frac{2 \pi}{\theta_{scale}} \cdot \frac{i_N}{\sqrt{B_i}} \cdot \frac{\lambda c}{2\pi L D} \cdot \frac{180 \cdot 60}{\pi} deg/\sqrt{h} ]</w:t>
+        <w:t>\[ ARW = \frac{2 \pi}{\theta_{scale}} \cdot \frac{i_N}{\sqrt{B_i}} \cdot \frac{\lambda c}{2\pi L D} \cdot \frac{180 \cdot 60}{\pi} deg/\sqrt{h} \]</w:t>
       </w:r>
       <w:r>
         <w:tab/>
@@ -8742,7 +8742,7 @@
           <w:sz w:val="24"/>
           <w:color w:val="000000" w:themeColor="text1"/>
         </w:rPr>
-        <w:t>[ S_{\phi, thermal}(f) = \frac{4 k_B T^2 L \alpha_L^2 n_{eff}^2}{\kappa \pi f} \cdot [1 - sinc(\frac{2\pi f L n_{eff}}{c})] ]</w:t>
+        <w:t>\[ S_{\phi, thermal}(f) = \frac{4 k_B T^2 L \alpha_L^2 n_{eff}^2}{\kappa \pi f} \cdot [1 - sinc(\frac{2\pi f L n_{eff}}{c})] \]</w:t>
       </w:r>
       <w:r>
         <w:tab/>
@@ -8820,7 +8820,7 @@
       </w:r>
     </w:p>
     <w:p>
-      <w:bookmarkStart w:id="719518" w:name="fig_15"/>
+      <w:bookmarkStart w:id="952459" w:name="fig_15"/>
       <w:pPr>
         <w:spacing w:before="0" w:after="0" w:lineRule="auto" w:line="360"/>
         <w:ind w:firstLine="0"/>
@@ -8889,7 +8889,7 @@
         </w:rPr>
         <w:t xml:space="preserve">  热相位噪声在不同调制频率（1倍、3倍、5倍本征频率）下的谱密度仿真分布</w:t>
       </w:r>
-      <w:bookmarkEnd w:id="719518"/>
+      <w:bookmarkEnd w:id="952459"/>
     </w:p>
     <w:p>
       <w:pPr>
@@ -8971,7 +8971,7 @@
       </w:r>
     </w:p>
     <w:p>
-      <w:bookmarkStart w:id="346698" w:name="fig_16"/>
+      <w:bookmarkStart w:id="967238" w:name="fig_16"/>
       <w:pPr>
         <w:spacing w:before="0" w:after="0" w:lineRule="auto" w:line="360"/>
         <w:ind w:firstLine="0"/>
@@ -9040,7 +9040,7 @@
         </w:rPr>
         <w:t xml:space="preserve">  瑞利背向散射相位耦合物理机制与统计干涉作用模型</w:t>
       </w:r>
-      <w:bookmarkEnd w:id="346698"/>
+      <w:bookmarkEnd w:id="967238"/>
     </w:p>
     <w:p>
       <w:pPr>
@@ -9106,7 +9106,7 @@
       </w:r>
     </w:p>
     <w:p>
-      <w:bookmarkStart w:id="595634" w:name="fig_17"/>
+      <w:bookmarkStart w:id="899607" w:name="fig_17"/>
       <w:pPr>
         <w:spacing w:before="0" w:after="0" w:lineRule="auto" w:line="360"/>
         <w:ind w:firstLine="0"/>
@@ -9175,7 +9175,7 @@
         </w:rPr>
         <w:t xml:space="preserve">  硅基集成波导双轴传输中的偏振模式串扰和相关函数相位飘移计算模型</w:t>
       </w:r>
-      <w:bookmarkEnd w:id="595634"/>
+      <w:bookmarkEnd w:id="899607"/>
     </w:p>
     <w:p>
       <w:pPr>
@@ -9241,7 +9241,7 @@
       </w:r>
     </w:p>
     <w:p>
-      <w:bookmarkStart w:id="72007" w:name="fig_18"/>
+      <w:bookmarkStart w:id="393824" w:name="fig_18"/>
       <w:pPr>
         <w:spacing w:before="0" w:after="0" w:lineRule="auto" w:line="360"/>
         <w:ind w:firstLine="0"/>
@@ -9310,7 +9310,7 @@
         </w:rPr>
         <w:t xml:space="preserve">  克尔非线性效应模型及不同波导环长度下的相干线宽要求曲线</w:t>
       </w:r>
-      <w:bookmarkEnd w:id="72007"/>
+      <w:bookmarkEnd w:id="393824"/>
     </w:p>
     <w:p>
       <w:pPr>
@@ -9428,7 +9428,7 @@
       </w:r>
     </w:p>
     <w:p>
-      <w:bookmarkStart w:id="839884" w:name="fig_19"/>
+      <w:bookmarkStart w:id="112393" w:name="fig_19"/>
       <w:pPr>
         <w:spacing w:before="0" w:after="0" w:lineRule="auto" w:line="360"/>
         <w:ind w:firstLine="0"/>
@@ -9497,7 +9497,7 @@
         </w:rPr>
         <w:t xml:space="preserve">  五类芯片级电磁与电学交叉耦合串扰的等效物理电路死区相位误差模型</w:t>
       </w:r>
-      <w:bookmarkEnd w:id="839884"/>
+      <w:bookmarkEnd w:id="112393"/>
     </w:p>
     <w:p>
       <w:pPr>
@@ -9506,7 +9506,7 @@
       </w:pPr>
     </w:p>
     <w:p>
-      <w:bookmarkStart w:id="351014" w:name="table_7"/>
+      <w:bookmarkStart w:id="714996" w:name="table_7"/>
       <w:pPr>
         <w:spacing w:before="0" w:after="0" w:lineRule="auto" w:line="360"/>
         <w:ind w:firstLine="0"/>
@@ -9575,7 +9575,7 @@
         </w:rPr>
         <w:t xml:space="preserve">  五类关键芯片级电子交叉耦合通路参数、死区贡献及抑制方案</w:t>
       </w:r>
-      <w:bookmarkEnd w:id="351014"/>
+      <w:bookmarkEnd w:id="714996"/>
     </w:p>
     <w:tbl>
       <w:tblPr>
@@ -10323,7 +10323,7 @@
       </w:r>
     </w:p>
     <w:p>
-      <w:bookmarkStart w:id="864851" w:name="table_8"/>
+      <w:bookmarkStart w:id="216317" w:name="table_8"/>
       <w:pPr>
         <w:spacing w:before="0" w:after="0" w:lineRule="auto" w:line="360"/>
         <w:ind w:firstLine="0"/>
@@ -10392,7 +10392,7 @@
         </w:rPr>
         <w:t xml:space="preserve">  课题1预算及经费收支执行明细表（与中期情况执行表100%保持一致）</w:t>
       </w:r>
-      <w:bookmarkEnd w:id="864851"/>
+      <w:bookmarkEnd w:id="216317"/>
     </w:p>
     <w:tbl>
       <w:tblPr>
